--- a/tillsyn/A 49192-2025 tillsynsbegäran.docx
+++ b/tillsyn/A 49192-2025 tillsynsbegäran.docx
@@ -322,7 +322,7 @@
     <w:r>
       <w:tab/>
       <w:tab/>
-      <w:t>2025-10-09</w:t>
+      <w:t>2025-10-10</w:t>
       <w:br/>
       <w:br/>
     </w:r>

--- a/tillsyn/A 49192-2025 tillsynsbegäran.docx
+++ b/tillsyn/A 49192-2025 tillsynsbegäran.docx
@@ -322,7 +322,7 @@
     <w:r>
       <w:tab/>
       <w:tab/>
-      <w:t>2025-10-10</w:t>
+      <w:t>2025-10-11</w:t>
       <w:br/>
       <w:br/>
     </w:r>

--- a/tillsyn/A 49192-2025 tillsynsbegäran.docx
+++ b/tillsyn/A 49192-2025 tillsynsbegäran.docx
@@ -322,7 +322,7 @@
     <w:r>
       <w:tab/>
       <w:tab/>
-      <w:t>2025-10-16</w:t>
+      <w:t>2025-10-17</w:t>
       <w:br/>
       <w:br/>
     </w:r>

--- a/tillsyn/A 49192-2025 tillsynsbegäran.docx
+++ b/tillsyn/A 49192-2025 tillsynsbegäran.docx
@@ -322,7 +322,7 @@
     <w:r>
       <w:tab/>
       <w:tab/>
-      <w:t>2025-10-17</w:t>
+      <w:t>2025-10-18</w:t>
       <w:br/>
       <w:br/>
     </w:r>

--- a/tillsyn/A 49192-2025 tillsynsbegäran.docx
+++ b/tillsyn/A 49192-2025 tillsynsbegäran.docx
@@ -322,7 +322,7 @@
     <w:r>
       <w:tab/>
       <w:tab/>
-      <w:t>2025-10-18</w:t>
+      <w:t>2025-10-19</w:t>
       <w:br/>
       <w:br/>
     </w:r>

--- a/tillsyn/A 49192-2025 tillsynsbegäran.docx
+++ b/tillsyn/A 49192-2025 tillsynsbegäran.docx
@@ -322,7 +322,7 @@
     <w:r>
       <w:tab/>
       <w:tab/>
-      <w:t>2025-10-19</w:t>
+      <w:t>2025-10-20</w:t>
       <w:br/>
       <w:br/>
     </w:r>

--- a/tillsyn/A 49192-2025 tillsynsbegäran.docx
+++ b/tillsyn/A 49192-2025 tillsynsbegäran.docx
@@ -322,7 +322,7 @@
     <w:r>
       <w:tab/>
       <w:tab/>
-      <w:t>2025-10-20</w:t>
+      <w:t>2025-10-21</w:t>
       <w:br/>
       <w:br/>
     </w:r>

--- a/tillsyn/A 49192-2025 tillsynsbegäran.docx
+++ b/tillsyn/A 49192-2025 tillsynsbegäran.docx
@@ -322,7 +322,7 @@
     <w:r>
       <w:tab/>
       <w:tab/>
-      <w:t>2025-10-21</w:t>
+      <w:t>2025-10-22</w:t>
       <w:br/>
       <w:br/>
     </w:r>

--- a/tillsyn/A 49192-2025 tillsynsbegäran.docx
+++ b/tillsyn/A 49192-2025 tillsynsbegäran.docx
@@ -322,7 +322,7 @@
     <w:r>
       <w:tab/>
       <w:tab/>
-      <w:t>2025-10-22</w:t>
+      <w:t>2025-10-23</w:t>
       <w:br/>
       <w:br/>
     </w:r>

--- a/tillsyn/A 49192-2025 tillsynsbegäran.docx
+++ b/tillsyn/A 49192-2025 tillsynsbegäran.docx
@@ -322,7 +322,7 @@
     <w:r>
       <w:tab/>
       <w:tab/>
-      <w:t>2025-10-23</w:t>
+      <w:t>2025-10-24</w:t>
       <w:br/>
       <w:br/>
     </w:r>

--- a/tillsyn/A 49192-2025 tillsynsbegäran.docx
+++ b/tillsyn/A 49192-2025 tillsynsbegäran.docx
@@ -322,7 +322,7 @@
     <w:r>
       <w:tab/>
       <w:tab/>
-      <w:t>2025-10-24</w:t>
+      <w:t>2025-10-25</w:t>
       <w:br/>
       <w:br/>
     </w:r>

--- a/tillsyn/A 49192-2025 tillsynsbegäran.docx
+++ b/tillsyn/A 49192-2025 tillsynsbegäran.docx
@@ -322,7 +322,7 @@
     <w:r>
       <w:tab/>
       <w:tab/>
-      <w:t>2025-10-25</w:t>
+      <w:t>2025-10-26</w:t>
       <w:br/>
       <w:br/>
     </w:r>

--- a/tillsyn/A 49192-2025 tillsynsbegäran.docx
+++ b/tillsyn/A 49192-2025 tillsynsbegäran.docx
@@ -322,7 +322,7 @@
     <w:r>
       <w:tab/>
       <w:tab/>
-      <w:t>2025-10-26</w:t>
+      <w:t>2025-10-27</w:t>
       <w:br/>
       <w:br/>
     </w:r>

--- a/tillsyn/A 49192-2025 tillsynsbegäran.docx
+++ b/tillsyn/A 49192-2025 tillsynsbegäran.docx
@@ -322,7 +322,7 @@
     <w:r>
       <w:tab/>
       <w:tab/>
-      <w:t>2025-10-27</w:t>
+      <w:t>2025-10-28</w:t>
       <w:br/>
       <w:br/>
     </w:r>

--- a/tillsyn/A 49192-2025 tillsynsbegäran.docx
+++ b/tillsyn/A 49192-2025 tillsynsbegäran.docx
@@ -322,7 +322,7 @@
     <w:r>
       <w:tab/>
       <w:tab/>
-      <w:t>2025-10-28</w:t>
+      <w:t>2025-10-29</w:t>
       <w:br/>
       <w:br/>
     </w:r>

--- a/tillsyn/A 49192-2025 tillsynsbegäran.docx
+++ b/tillsyn/A 49192-2025 tillsynsbegäran.docx
@@ -322,7 +322,7 @@
     <w:r>
       <w:tab/>
       <w:tab/>
-      <w:t>2025-10-29</w:t>
+      <w:t>2025-10-30</w:t>
       <w:br/>
       <w:br/>
     </w:r>

--- a/tillsyn/A 49192-2025 tillsynsbegäran.docx
+++ b/tillsyn/A 49192-2025 tillsynsbegäran.docx
@@ -322,7 +322,7 @@
     <w:r>
       <w:tab/>
       <w:tab/>
-      <w:t>2025-10-30</w:t>
+      <w:t>2025-10-31</w:t>
       <w:br/>
       <w:br/>
     </w:r>

--- a/tillsyn/A 49192-2025 tillsynsbegäran.docx
+++ b/tillsyn/A 49192-2025 tillsynsbegäran.docx
@@ -322,7 +322,7 @@
     <w:r>
       <w:tab/>
       <w:tab/>
-      <w:t>2025-10-31</w:t>
+      <w:t>2025-11-01</w:t>
       <w:br/>
       <w:br/>
     </w:r>

--- a/tillsyn/A 49192-2025 tillsynsbegäran.docx
+++ b/tillsyn/A 49192-2025 tillsynsbegäran.docx
@@ -322,7 +322,7 @@
     <w:r>
       <w:tab/>
       <w:tab/>
-      <w:t>2025-11-01</w:t>
+      <w:t>2025-11-02</w:t>
       <w:br/>
       <w:br/>
     </w:r>

--- a/tillsyn/A 49192-2025 tillsynsbegäran.docx
+++ b/tillsyn/A 49192-2025 tillsynsbegäran.docx
@@ -322,7 +322,7 @@
     <w:r>
       <w:tab/>
       <w:tab/>
-      <w:t>2025-11-02</w:t>
+      <w:t>2025-11-03</w:t>
       <w:br/>
       <w:br/>
     </w:r>

--- a/tillsyn/A 49192-2025 tillsynsbegäran.docx
+++ b/tillsyn/A 49192-2025 tillsynsbegäran.docx
@@ -322,7 +322,7 @@
     <w:r>
       <w:tab/>
       <w:tab/>
-      <w:t>2025-11-03</w:t>
+      <w:t>2025-11-04</w:t>
       <w:br/>
       <w:br/>
     </w:r>

--- a/tillsyn/A 49192-2025 tillsynsbegäran.docx
+++ b/tillsyn/A 49192-2025 tillsynsbegäran.docx
@@ -322,7 +322,7 @@
     <w:r>
       <w:tab/>
       <w:tab/>
-      <w:t>2025-11-04</w:t>
+      <w:t>2025-11-05</w:t>
       <w:br/>
       <w:br/>
     </w:r>

--- a/tillsyn/A 49192-2025 tillsynsbegäran.docx
+++ b/tillsyn/A 49192-2025 tillsynsbegäran.docx
@@ -322,7 +322,7 @@
     <w:r>
       <w:tab/>
       <w:tab/>
-      <w:t>2025-11-05</w:t>
+      <w:t>2025-11-06</w:t>
       <w:br/>
       <w:br/>
     </w:r>

--- a/tillsyn/A 49192-2025 tillsynsbegäran.docx
+++ b/tillsyn/A 49192-2025 tillsynsbegäran.docx
@@ -322,7 +322,7 @@
     <w:r>
       <w:tab/>
       <w:tab/>
-      <w:t>2025-11-06</w:t>
+      <w:t>2025-11-07</w:t>
       <w:br/>
       <w:br/>
     </w:r>

--- a/tillsyn/A 49192-2025 tillsynsbegäran.docx
+++ b/tillsyn/A 49192-2025 tillsynsbegäran.docx
@@ -322,7 +322,7 @@
     <w:r>
       <w:tab/>
       <w:tab/>
-      <w:t>2025-11-07</w:t>
+      <w:t>2025-11-08</w:t>
       <w:br/>
       <w:br/>
     </w:r>

--- a/tillsyn/A 49192-2025 tillsynsbegäran.docx
+++ b/tillsyn/A 49192-2025 tillsynsbegäran.docx
@@ -322,7 +322,7 @@
     <w:r>
       <w:tab/>
       <w:tab/>
-      <w:t>2025-11-08</w:t>
+      <w:t>2025-11-09</w:t>
       <w:br/>
       <w:br/>
     </w:r>

--- a/tillsyn/A 49192-2025 tillsynsbegäran.docx
+++ b/tillsyn/A 49192-2025 tillsynsbegäran.docx
@@ -322,7 +322,7 @@
     <w:r>
       <w:tab/>
       <w:tab/>
-      <w:t>2025-11-09</w:t>
+      <w:t>2025-11-10</w:t>
       <w:br/>
       <w:br/>
     </w:r>

--- a/tillsyn/A 49192-2025 tillsynsbegäran.docx
+++ b/tillsyn/A 49192-2025 tillsynsbegäran.docx
@@ -322,7 +322,7 @@
     <w:r>
       <w:tab/>
       <w:tab/>
-      <w:t>2025-11-10</w:t>
+      <w:t>2025-11-11</w:t>
       <w:br/>
       <w:br/>
     </w:r>

--- a/tillsyn/A 49192-2025 tillsynsbegäran.docx
+++ b/tillsyn/A 49192-2025 tillsynsbegäran.docx
@@ -322,7 +322,7 @@
     <w:r>
       <w:tab/>
       <w:tab/>
-      <w:t>2025-11-11</w:t>
+      <w:t>2025-11-12</w:t>
       <w:br/>
       <w:br/>
     </w:r>

--- a/tillsyn/A 49192-2025 tillsynsbegäran.docx
+++ b/tillsyn/A 49192-2025 tillsynsbegäran.docx
@@ -322,7 +322,7 @@
     <w:r>
       <w:tab/>
       <w:tab/>
-      <w:t>2025-11-12</w:t>
+      <w:t>2025-11-13</w:t>
       <w:br/>
       <w:br/>
     </w:r>

--- a/tillsyn/A 49192-2025 tillsynsbegäran.docx
+++ b/tillsyn/A 49192-2025 tillsynsbegäran.docx
@@ -322,7 +322,7 @@
     <w:r>
       <w:tab/>
       <w:tab/>
-      <w:t>2025-11-13</w:t>
+      <w:t>2025-11-14</w:t>
       <w:br/>
       <w:br/>
     </w:r>

--- a/tillsyn/A 49192-2025 tillsynsbegäran.docx
+++ b/tillsyn/A 49192-2025 tillsynsbegäran.docx
@@ -322,7 +322,7 @@
     <w:r>
       <w:tab/>
       <w:tab/>
-      <w:t>2025-11-14</w:t>
+      <w:t>2025-11-15</w:t>
       <w:br/>
       <w:br/>
     </w:r>

--- a/tillsyn/A 49192-2025 tillsynsbegäran.docx
+++ b/tillsyn/A 49192-2025 tillsynsbegäran.docx
@@ -322,7 +322,7 @@
     <w:r>
       <w:tab/>
       <w:tab/>
-      <w:t>2025-11-15</w:t>
+      <w:t>2025-11-20</w:t>
       <w:br/>
       <w:br/>
     </w:r>

--- a/tillsyn/A 49192-2025 tillsynsbegäran.docx
+++ b/tillsyn/A 49192-2025 tillsynsbegäran.docx
@@ -322,7 +322,7 @@
     <w:r>
       <w:tab/>
       <w:tab/>
-      <w:t>2025-11-20</w:t>
+      <w:t>2025-11-21</w:t>
       <w:br/>
       <w:br/>
     </w:r>

--- a/tillsyn/A 49192-2025 tillsynsbegäran.docx
+++ b/tillsyn/A 49192-2025 tillsynsbegäran.docx
@@ -322,7 +322,7 @@
     <w:r>
       <w:tab/>
       <w:tab/>
-      <w:t>2025-11-21</w:t>
+      <w:t>2025-11-22</w:t>
       <w:br/>
       <w:br/>
     </w:r>

--- a/tillsyn/A 49192-2025 tillsynsbegäran.docx
+++ b/tillsyn/A 49192-2025 tillsynsbegäran.docx
@@ -322,7 +322,7 @@
     <w:r>
       <w:tab/>
       <w:tab/>
-      <w:t>2025-11-22</w:t>
+      <w:t>2025-11-23</w:t>
       <w:br/>
       <w:br/>
     </w:r>

--- a/tillsyn/A 49192-2025 tillsynsbegäran.docx
+++ b/tillsyn/A 49192-2025 tillsynsbegäran.docx
@@ -322,7 +322,7 @@
     <w:r>
       <w:tab/>
       <w:tab/>
-      <w:t>2025-11-23</w:t>
+      <w:t>2025-11-24</w:t>
       <w:br/>
       <w:br/>
     </w:r>

--- a/tillsyn/A 49192-2025 tillsynsbegäran.docx
+++ b/tillsyn/A 49192-2025 tillsynsbegäran.docx
@@ -322,7 +322,7 @@
     <w:r>
       <w:tab/>
       <w:tab/>
-      <w:t>2025-11-24</w:t>
+      <w:t>2025-11-25</w:t>
       <w:br/>
       <w:br/>
     </w:r>

--- a/tillsyn/A 49192-2025 tillsynsbegäran.docx
+++ b/tillsyn/A 49192-2025 tillsynsbegäran.docx
@@ -322,7 +322,7 @@
     <w:r>
       <w:tab/>
       <w:tab/>
-      <w:t>2025-11-25</w:t>
+      <w:t>2025-11-26</w:t>
       <w:br/>
       <w:br/>
     </w:r>

--- a/tillsyn/A 49192-2025 tillsynsbegäran.docx
+++ b/tillsyn/A 49192-2025 tillsynsbegäran.docx
@@ -322,7 +322,7 @@
     <w:r>
       <w:tab/>
       <w:tab/>
-      <w:t>2025-11-26</w:t>
+      <w:t>2025-11-27</w:t>
       <w:br/>
       <w:br/>
     </w:r>

--- a/tillsyn/A 49192-2025 tillsynsbegäran.docx
+++ b/tillsyn/A 49192-2025 tillsynsbegäran.docx
@@ -322,7 +322,7 @@
     <w:r>
       <w:tab/>
       <w:tab/>
-      <w:t>2025-11-27</w:t>
+      <w:t>2025-11-28</w:t>
       <w:br/>
       <w:br/>
     </w:r>

--- a/tillsyn/A 49192-2025 tillsynsbegäran.docx
+++ b/tillsyn/A 49192-2025 tillsynsbegäran.docx
@@ -322,7 +322,7 @@
     <w:r>
       <w:tab/>
       <w:tab/>
-      <w:t>2025-11-28</w:t>
+      <w:t>2025-11-29</w:t>
       <w:br/>
       <w:br/>
     </w:r>

--- a/tillsyn/A 49192-2025 tillsynsbegäran.docx
+++ b/tillsyn/A 49192-2025 tillsynsbegäran.docx
@@ -322,7 +322,7 @@
     <w:r>
       <w:tab/>
       <w:tab/>
-      <w:t>2025-11-29</w:t>
+      <w:t>2025-11-30</w:t>
       <w:br/>
       <w:br/>
     </w:r>

--- a/tillsyn/A 49192-2025 tillsynsbegäran.docx
+++ b/tillsyn/A 49192-2025 tillsynsbegäran.docx
@@ -322,7 +322,7 @@
     <w:r>
       <w:tab/>
       <w:tab/>
-      <w:t>2025-11-30</w:t>
+      <w:t>2025-12-01</w:t>
       <w:br/>
       <w:br/>
     </w:r>

--- a/tillsyn/A 49192-2025 tillsynsbegäran.docx
+++ b/tillsyn/A 49192-2025 tillsynsbegäran.docx
@@ -322,7 +322,7 @@
     <w:r>
       <w:tab/>
       <w:tab/>
-      <w:t>2025-12-01</w:t>
+      <w:t>2025-12-02</w:t>
       <w:br/>
       <w:br/>
     </w:r>

--- a/tillsyn/A 49192-2025 tillsynsbegäran.docx
+++ b/tillsyn/A 49192-2025 tillsynsbegäran.docx
@@ -322,7 +322,7 @@
     <w:r>
       <w:tab/>
       <w:tab/>
-      <w:t>2025-12-02</w:t>
+      <w:t>2025-12-03</w:t>
       <w:br/>
       <w:br/>
     </w:r>

--- a/tillsyn/A 49192-2025 tillsynsbegäran.docx
+++ b/tillsyn/A 49192-2025 tillsynsbegäran.docx
@@ -322,7 +322,7 @@
     <w:r>
       <w:tab/>
       <w:tab/>
-      <w:t>2025-12-03</w:t>
+      <w:t>2025-12-04</w:t>
       <w:br/>
       <w:br/>
     </w:r>

--- a/tillsyn/A 49192-2025 tillsynsbegäran.docx
+++ b/tillsyn/A 49192-2025 tillsynsbegäran.docx
@@ -322,7 +322,7 @@
     <w:r>
       <w:tab/>
       <w:tab/>
-      <w:t>2025-12-04</w:t>
+      <w:t>2025-12-05</w:t>
       <w:br/>
       <w:br/>
     </w:r>

--- a/tillsyn/A 49192-2025 tillsynsbegäran.docx
+++ b/tillsyn/A 49192-2025 tillsynsbegäran.docx
@@ -322,7 +322,7 @@
     <w:r>
       <w:tab/>
       <w:tab/>
-      <w:t>2025-12-05</w:t>
+      <w:t>2025-12-06</w:t>
       <w:br/>
       <w:br/>
     </w:r>

--- a/tillsyn/A 49192-2025 tillsynsbegäran.docx
+++ b/tillsyn/A 49192-2025 tillsynsbegäran.docx
@@ -322,7 +322,7 @@
     <w:r>
       <w:tab/>
       <w:tab/>
-      <w:t>2025-12-19</w:t>
+      <w:t>2025-12-20</w:t>
       <w:br/>
       <w:br/>
     </w:r>

--- a/tillsyn/A 49192-2025 tillsynsbegäran.docx
+++ b/tillsyn/A 49192-2025 tillsynsbegäran.docx
@@ -322,7 +322,7 @@
     <w:r>
       <w:tab/>
       <w:tab/>
-      <w:t>2025-12-20</w:t>
+      <w:t>2025-12-21</w:t>
       <w:br/>
       <w:br/>
     </w:r>

--- a/tillsyn/A 49192-2025 tillsynsbegäran.docx
+++ b/tillsyn/A 49192-2025 tillsynsbegäran.docx
@@ -322,7 +322,7 @@
     <w:r>
       <w:tab/>
       <w:tab/>
-      <w:t>2025-12-21</w:t>
+      <w:t>2025-12-22</w:t>
       <w:br/>
       <w:br/>
     </w:r>

--- a/tillsyn/A 49192-2025 tillsynsbegäran.docx
+++ b/tillsyn/A 49192-2025 tillsynsbegäran.docx
@@ -322,7 +322,7 @@
     <w:r>
       <w:tab/>
       <w:tab/>
-      <w:t>2025-12-22</w:t>
+      <w:t>2025-12-26</w:t>
       <w:br/>
       <w:br/>
     </w:r>

--- a/tillsyn/A 49192-2025 tillsynsbegäran.docx
+++ b/tillsyn/A 49192-2025 tillsynsbegäran.docx
@@ -322,7 +322,7 @@
     <w:r>
       <w:tab/>
       <w:tab/>
-      <w:t>2025-12-26</w:t>
+      <w:t>2025-12-28</w:t>
       <w:br/>
       <w:br/>
     </w:r>

--- a/tillsyn/A 49192-2025 tillsynsbegäran.docx
+++ b/tillsyn/A 49192-2025 tillsynsbegäran.docx
@@ -322,7 +322,7 @@
     <w:r>
       <w:tab/>
       <w:tab/>
-      <w:t>2025-12-28</w:t>
+      <w:t>2025-12-29</w:t>
       <w:br/>
       <w:br/>
     </w:r>

--- a/tillsyn/A 49192-2025 tillsynsbegäran.docx
+++ b/tillsyn/A 49192-2025 tillsynsbegäran.docx
@@ -322,7 +322,7 @@
     <w:r>
       <w:tab/>
       <w:tab/>
-      <w:t>2025-12-29</w:t>
+      <w:t>2025-12-30</w:t>
       <w:br/>
       <w:br/>
     </w:r>

--- a/tillsyn/A 49192-2025 tillsynsbegäran.docx
+++ b/tillsyn/A 49192-2025 tillsynsbegäran.docx
@@ -322,7 +322,7 @@
     <w:r>
       <w:tab/>
       <w:tab/>
-      <w:t>2025-12-30</w:t>
+      <w:t>2025-12-31</w:t>
       <w:br/>
       <w:br/>
     </w:r>

--- a/tillsyn/A 49192-2025 tillsynsbegäran.docx
+++ b/tillsyn/A 49192-2025 tillsynsbegäran.docx
@@ -322,7 +322,7 @@
     <w:r>
       <w:tab/>
       <w:tab/>
-      <w:t>2025-12-31</w:t>
+      <w:t>2026-01-03</w:t>
       <w:br/>
       <w:br/>
     </w:r>

--- a/tillsyn/A 49192-2025 tillsynsbegäran.docx
+++ b/tillsyn/A 49192-2025 tillsynsbegäran.docx
@@ -322,7 +322,7 @@
     <w:r>
       <w:tab/>
       <w:tab/>
-      <w:t>2026-01-07</w:t>
+      <w:t>2026-01-08</w:t>
       <w:br/>
       <w:br/>
     </w:r>

--- a/tillsyn/A 49192-2025 tillsynsbegäran.docx
+++ b/tillsyn/A 49192-2025 tillsynsbegäran.docx
@@ -322,7 +322,7 @@
     <w:r>
       <w:tab/>
       <w:tab/>
-      <w:t>2026-01-08</w:t>
+      <w:t>2026-01-09</w:t>
       <w:br/>
       <w:br/>
     </w:r>

--- a/tillsyn/A 49192-2025 tillsynsbegäran.docx
+++ b/tillsyn/A 49192-2025 tillsynsbegäran.docx
@@ -322,7 +322,7 @@
     <w:r>
       <w:tab/>
       <w:tab/>
-      <w:t>2026-01-09</w:t>
+      <w:t>2026-01-10</w:t>
       <w:br/>
       <w:br/>
     </w:r>

--- a/tillsyn/A 49192-2025 tillsynsbegäran.docx
+++ b/tillsyn/A 49192-2025 tillsynsbegäran.docx
@@ -322,7 +322,7 @@
     <w:r>
       <w:tab/>
       <w:tab/>
-      <w:t>2026-01-10</w:t>
+      <w:t>2026-01-11</w:t>
       <w:br/>
       <w:br/>
     </w:r>

--- a/tillsyn/A 49192-2025 tillsynsbegäran.docx
+++ b/tillsyn/A 49192-2025 tillsynsbegäran.docx
@@ -322,7 +322,7 @@
     <w:r>
       <w:tab/>
       <w:tab/>
-      <w:t>2026-01-11</w:t>
+      <w:t>2026-01-12</w:t>
       <w:br/>
       <w:br/>
     </w:r>

--- a/tillsyn/A 49192-2025 tillsynsbegäran.docx
+++ b/tillsyn/A 49192-2025 tillsynsbegäran.docx
@@ -322,7 +322,7 @@
     <w:r>
       <w:tab/>
       <w:tab/>
-      <w:t>2026-01-12</w:t>
+      <w:t>2026-01-13</w:t>
       <w:br/>
       <w:br/>
     </w:r>

--- a/tillsyn/A 49192-2025 tillsynsbegäran.docx
+++ b/tillsyn/A 49192-2025 tillsynsbegäran.docx
@@ -322,7 +322,7 @@
     <w:r>
       <w:tab/>
       <w:tab/>
-      <w:t>2026-01-13</w:t>
+      <w:t>2026-01-14</w:t>
       <w:br/>
       <w:br/>
     </w:r>

--- a/tillsyn/A 49192-2025 tillsynsbegäran.docx
+++ b/tillsyn/A 49192-2025 tillsynsbegäran.docx
@@ -322,7 +322,7 @@
     <w:r>
       <w:tab/>
       <w:tab/>
-      <w:t>2026-01-14</w:t>
+      <w:t>2026-01-15</w:t>
       <w:br/>
       <w:br/>
     </w:r>

--- a/tillsyn/A 49192-2025 tillsynsbegäran.docx
+++ b/tillsyn/A 49192-2025 tillsynsbegäran.docx
@@ -322,7 +322,7 @@
     <w:r>
       <w:tab/>
       <w:tab/>
-      <w:t>2026-01-15</w:t>
+      <w:t>2026-01-16</w:t>
       <w:br/>
       <w:br/>
     </w:r>

--- a/tillsyn/A 49192-2025 tillsynsbegäran.docx
+++ b/tillsyn/A 49192-2025 tillsynsbegäran.docx
@@ -322,7 +322,7 @@
     <w:r>
       <w:tab/>
       <w:tab/>
-      <w:t>2026-01-16</w:t>
+      <w:t>2026-01-17</w:t>
       <w:br/>
       <w:br/>
     </w:r>

--- a/tillsyn/A 49192-2025 tillsynsbegäran.docx
+++ b/tillsyn/A 49192-2025 tillsynsbegäran.docx
@@ -322,7 +322,7 @@
     <w:r>
       <w:tab/>
       <w:tab/>
-      <w:t>2026-01-17</w:t>
+      <w:t>2026-01-18</w:t>
       <w:br/>
       <w:br/>
     </w:r>

--- a/tillsyn/A 49192-2025 tillsynsbegäran.docx
+++ b/tillsyn/A 49192-2025 tillsynsbegäran.docx
@@ -322,7 +322,7 @@
     <w:r>
       <w:tab/>
       <w:tab/>
-      <w:t>2026-01-18</w:t>
+      <w:t>2026-01-19</w:t>
       <w:br/>
       <w:br/>
     </w:r>

--- a/tillsyn/A 49192-2025 tillsynsbegäran.docx
+++ b/tillsyn/A 49192-2025 tillsynsbegäran.docx
@@ -322,7 +322,7 @@
     <w:r>
       <w:tab/>
       <w:tab/>
-      <w:t>2026-01-19</w:t>
+      <w:t>2026-01-20</w:t>
       <w:br/>
       <w:br/>
     </w:r>

--- a/tillsyn/A 49192-2025 tillsynsbegäran.docx
+++ b/tillsyn/A 49192-2025 tillsynsbegäran.docx
@@ -322,7 +322,7 @@
     <w:r>
       <w:tab/>
       <w:tab/>
-      <w:t>2026-01-20</w:t>
+      <w:t>2026-01-21</w:t>
       <w:br/>
       <w:br/>
     </w:r>

--- a/tillsyn/A 49192-2025 tillsynsbegäran.docx
+++ b/tillsyn/A 49192-2025 tillsynsbegäran.docx
@@ -322,7 +322,7 @@
     <w:r>
       <w:tab/>
       <w:tab/>
-      <w:t>2026-01-21</w:t>
+      <w:t>2026-01-23</w:t>
       <w:br/>
       <w:br/>
     </w:r>

--- a/tillsyn/A 49192-2025 tillsynsbegäran.docx
+++ b/tillsyn/A 49192-2025 tillsynsbegäran.docx
@@ -322,7 +322,7 @@
     <w:r>
       <w:tab/>
       <w:tab/>
-      <w:t>2026-01-23</w:t>
+      <w:t>2026-01-24</w:t>
       <w:br/>
       <w:br/>
     </w:r>

--- a/tillsyn/A 49192-2025 tillsynsbegäran.docx
+++ b/tillsyn/A 49192-2025 tillsynsbegäran.docx
@@ -322,7 +322,7 @@
     <w:r>
       <w:tab/>
       <w:tab/>
-      <w:t>2026-01-24</w:t>
+      <w:t>2026-01-25</w:t>
       <w:br/>
       <w:br/>
     </w:r>

--- a/tillsyn/A 49192-2025 tillsynsbegäran.docx
+++ b/tillsyn/A 49192-2025 tillsynsbegäran.docx
@@ -322,7 +322,7 @@
     <w:r>
       <w:tab/>
       <w:tab/>
-      <w:t>2026-01-25</w:t>
+      <w:t>2026-01-26</w:t>
       <w:br/>
       <w:br/>
     </w:r>

--- a/tillsyn/A 49192-2025 tillsynsbegäran.docx
+++ b/tillsyn/A 49192-2025 tillsynsbegäran.docx
@@ -322,7 +322,7 @@
     <w:r>
       <w:tab/>
       <w:tab/>
-      <w:t>2026-01-26</w:t>
+      <w:t>2026-01-27</w:t>
       <w:br/>
       <w:br/>
     </w:r>

--- a/tillsyn/A 49192-2025 tillsynsbegäran.docx
+++ b/tillsyn/A 49192-2025 tillsynsbegäran.docx
@@ -322,7 +322,7 @@
     <w:r>
       <w:tab/>
       <w:tab/>
-      <w:t>2026-01-27</w:t>
+      <w:t>2026-01-28</w:t>
       <w:br/>
       <w:br/>
     </w:r>

--- a/tillsyn/A 49192-2025 tillsynsbegäran.docx
+++ b/tillsyn/A 49192-2025 tillsynsbegäran.docx
@@ -98,7 +98,16 @@
         <w:t>Kolflarnlav (NT)</w:t>
       </w:r>
       <w:r>
-        <w:t xml:space="preserve"> är brandberoende och växer nästan uteslutande på kolad hård kärnved av tall. Etableringen verkar ske först 100–300 år efter brand och nytt substrat nybildas i mycket begränsad omfattning. Avverkning av tallskog av naturskogskaraktär med spår av återkommande bränder är ett hot och mängden lämplig ved att växa på för arten minskar dels på grund av naturlig nedbrytning men framförallt på grund av att det förstörs i samband med slutavverkningar, gallringar och markberedning. Såväl kolflarnlav som mörk kolflarnlav har glänsande bålfjäll och förekommer främst i tall- och blandbarrskogar av naturskogskaraktär med spår av återkommande bränder. Skogar som dessa hyser höga biologiska värden och bör skyddas (SLU Artdatabanken, 2024).</w:t>
+        <w:t xml:space="preserve"> är brandberoende och växer nästan uteslutande på kolad hård kärnved av tall. Etableringen verkar ske först 100–300 år efter brand och nytt substrat nybildas i mycket begränsad omfattning. Avverkning av tallskog av naturskogskaraktär med spår av återkommande bränder är ett hot och mängden lämplig ved att växa på för arten minskar dels på grund av naturlig nedbrytning men framförallt på grund av att det förstörs i samband med slutavverkningar, gallringar och markberedning. Såväl kolflarnlav som mörk kolflarnlav har glänsande bålfjäll och förekommer främst i tall- och blandbarrskogar av naturskogskaraktär med spår av återkommande bränder. Skogar som dessa hyser höga biologiska värden och bör skyddas. Kolflarnlav är typisk art för </w:t>
+      </w:r>
+      <w:r>
+        <w:rPr>
+          <w:i/>
+        </w:rPr>
+        <w:t>9010 Taiga</w:t>
+      </w:r>
+      <w:r>
+        <w:t xml:space="preserve"> (SLU Artdatabanken, 2024).</w:t>
       </w:r>
     </w:p>
     <w:p>
@@ -109,7 +118,16 @@
         <w:t>Tibast</w:t>
       </w:r>
       <w:r>
-        <w:t xml:space="preserve"> är en kalkgynnad buske som växer på mullrik, frisk eller svagt fuktig mark, exempelvis i gamla kalkgranskogar, lövträdslundar, varma källpåverkade sluttningar och exklusiva biotoper kopplade till vattendrag. Förekomster i gammal skog visar på höga naturvärden och bör alltid noteras i samband med naturvärdesinventeringar. Tibast är värdväxt för de två fjärilsarterna större tibastmal och brun tibastmal (CR) (SLU Artdatabanken, 2024; Nitare &amp; Skogsstyrelsen, 2019).</w:t>
+        <w:t xml:space="preserve"> är en kalkgynnad buske som växer på mullrik, frisk eller svagt fuktig mark, exempelvis i gamla kalkgranskogar, lövträdslundar, varma källpåverkade sluttningar och exklusiva biotoper kopplade till vattendrag. Förekomster i gammal skog visar på höga naturvärden och bör alltid noteras i samband med naturvärdesinventeringar. Tibast är typisk art för </w:t>
+      </w:r>
+      <w:r>
+        <w:rPr>
+          <w:i/>
+        </w:rPr>
+        <w:t>9050 Näringsrik granskog</w:t>
+      </w:r>
+      <w:r>
+        <w:t xml:space="preserve"> och värdväxt för de två fjärilsarterna större tibastmal och brun tibastmal (CR) (SLU Artdatabanken, 2024; Nitare &amp; Skogsstyrelsen, 2019).</w:t>
       </w:r>
     </w:p>
     <w:p>
@@ -130,10 +148,48 @@
         <w:rPr>
           <w:b/>
         </w:rPr>
+        <w:t>Blåsippa (§9)</w:t>
+      </w:r>
+      <w:r>
+        <w:t xml:space="preserve"> är typisk art för </w:t>
+      </w:r>
+      <w:r>
+        <w:rPr>
+          <w:i/>
+        </w:rPr>
+        <w:t>9050 Näringsrik granskog, 9020 Nordlig ädellövskog</w:t>
+      </w:r>
+      <w:r>
+        <w:t xml:space="preserve"> och </w:t>
+      </w:r>
+      <w:r>
+        <w:rPr>
+          <w:i/>
+        </w:rPr>
+        <w:t>8240 Karsthällmarker</w:t>
+      </w:r>
+      <w:r>
+        <w:t xml:space="preserve"> (SLU Artdatabanken, 2025).</w:t>
+      </w:r>
+    </w:p>
+    <w:p>
+      <w:r>
+        <w:rPr>
+          <w:b/>
+        </w:rPr>
         <w:t>Guckusko (§7)</w:t>
       </w:r>
       <w:r>
-        <w:t xml:space="preserve"> omfattas av EU:s art- och habitatdirektiv och är fridlyst enligt §7 Artskyddsförordningen (bilaga 1) vilket innebär att hela dess livsmiljö ska bevaras. Guckusko är beroende av hög och jämn luftfuktighet i gamla, ostörda skogsmiljöer och är känslig för snabba förändringar av ljus-/vindförhållanden eller uttorkning. Den förekommer främst i skogar som inte påverkats av kraftig störning, till exempel slutavverkning, markberedning, körskador, gödsling eller dikning. Guckusko är rödlistad som nära hotad (NT) i den europeiska rödlistan och Sverige hyser mer än halva den beräknade populationen av arten i EU, vilket innebär att vi har ett internationellt ansvar för arten (SLU Artdatabanken, 2021; IUCN, 2011).</w:t>
+        <w:t xml:space="preserve"> omfattas av EU:s art- och habitatdirektiv och är fridlyst enligt §7 Artskyddsförordningen (bilaga 1) vilket innebär att hela dess livsmiljö ska bevaras. Guckusko är beroende av hög och jämn luftfuktighet i gamla, ostörda skogsmiljöer och är känslig för snabba förändringar av ljus-/vindförhållanden eller uttorkning. Den förekommer främst i skogar som inte påverkats av kraftig störning, till exempel slutavverkning, markberedning, körskador, gödsling eller dikning. Guckusko är rödlistad som nära hotad (NT) i den europeiska rödlistan och Sverige hyser mer än halva den beräknade populationen av arten i EU, vilket innebär att vi har ett internationellt ansvar för arten. Guckusko är typisk art för </w:t>
+      </w:r>
+      <w:r>
+        <w:rPr>
+          <w:i/>
+        </w:rPr>
+        <w:t>9050 Näringsrik granskog</w:t>
+      </w:r>
+      <w:r>
+        <w:t xml:space="preserve"> (SLU Artdatabanken, 2021; IUCN, 2011).</w:t>
       </w:r>
     </w:p>
     <w:p>
@@ -322,7 +378,7 @@
     <w:r>
       <w:tab/>
       <w:tab/>
-      <w:t>2026-01-28</w:t>
+      <w:t>2026-01-29</w:t>
       <w:br/>
       <w:br/>
     </w:r>

--- a/tillsyn/A 49192-2025 tillsynsbegäran.docx
+++ b/tillsyn/A 49192-2025 tillsynsbegäran.docx
@@ -378,7 +378,7 @@
     <w:r>
       <w:tab/>
       <w:tab/>
-      <w:t>2026-01-29</w:t>
+      <w:t>2026-01-30</w:t>
       <w:br/>
       <w:br/>
     </w:r>

--- a/tillsyn/A 49192-2025 tillsynsbegäran.docx
+++ b/tillsyn/A 49192-2025 tillsynsbegäran.docx
@@ -378,7 +378,7 @@
     <w:r>
       <w:tab/>
       <w:tab/>
-      <w:t>2026-01-30</w:t>
+      <w:t>2026-01-31</w:t>
       <w:br/>
       <w:br/>
     </w:r>

--- a/tillsyn/A 49192-2025 tillsynsbegäran.docx
+++ b/tillsyn/A 49192-2025 tillsynsbegäran.docx
@@ -378,7 +378,7 @@
     <w:r>
       <w:tab/>
       <w:tab/>
-      <w:t>2026-03-01</w:t>
+      <w:t>2026-03-02</w:t>
       <w:br/>
       <w:br/>
     </w:r>

--- a/tillsyn/A 49192-2025 tillsynsbegäran.docx
+++ b/tillsyn/A 49192-2025 tillsynsbegäran.docx
@@ -378,7 +378,7 @@
     <w:r>
       <w:tab/>
       <w:tab/>
-      <w:t>2026-03-02</w:t>
+      <w:t>2026-03-03</w:t>
       <w:br/>
       <w:br/>
     </w:r>

--- a/tillsyn/A 49192-2025 tillsynsbegäran.docx
+++ b/tillsyn/A 49192-2025 tillsynsbegäran.docx
@@ -378,7 +378,7 @@
     <w:r>
       <w:tab/>
       <w:tab/>
-      <w:t>2026-03-03</w:t>
+      <w:t>2026-03-04</w:t>
       <w:br/>
       <w:br/>
     </w:r>

--- a/tillsyn/A 49192-2025 tillsynsbegäran.docx
+++ b/tillsyn/A 49192-2025 tillsynsbegäran.docx
@@ -378,7 +378,7 @@
     <w:r>
       <w:tab/>
       <w:tab/>
-      <w:t>2026-03-04</w:t>
+      <w:t>2026-03-05</w:t>
       <w:br/>
       <w:br/>
     </w:r>

--- a/tillsyn/A 49192-2025 tillsynsbegäran.docx
+++ b/tillsyn/A 49192-2025 tillsynsbegäran.docx
@@ -378,7 +378,7 @@
     <w:r>
       <w:tab/>
       <w:tab/>
-      <w:t>2026-03-05</w:t>
+      <w:t>2026-03-06</w:t>
       <w:br/>
       <w:br/>
     </w:r>

--- a/tillsyn/A 49192-2025 tillsynsbegäran.docx
+++ b/tillsyn/A 49192-2025 tillsynsbegäran.docx
@@ -378,7 +378,7 @@
     <w:r>
       <w:tab/>
       <w:tab/>
-      <w:t>2026-03-06</w:t>
+      <w:t>2026-03-07</w:t>
       <w:br/>
       <w:br/>
     </w:r>

--- a/tillsyn/A 49192-2025 tillsynsbegäran.docx
+++ b/tillsyn/A 49192-2025 tillsynsbegäran.docx
@@ -378,7 +378,7 @@
     <w:r>
       <w:tab/>
       <w:tab/>
-      <w:t>2026-03-07</w:t>
+      <w:t>2026-03-08</w:t>
       <w:br/>
       <w:br/>
     </w:r>

--- a/tillsyn/A 49192-2025 tillsynsbegäran.docx
+++ b/tillsyn/A 49192-2025 tillsynsbegäran.docx
@@ -378,7 +378,7 @@
     <w:r>
       <w:tab/>
       <w:tab/>
-      <w:t>2026-03-08</w:t>
+      <w:t>2026-03-09</w:t>
       <w:br/>
       <w:br/>
     </w:r>

--- a/tillsyn/A 49192-2025 tillsynsbegäran.docx
+++ b/tillsyn/A 49192-2025 tillsynsbegäran.docx
@@ -378,7 +378,7 @@
     <w:r>
       <w:tab/>
       <w:tab/>
-      <w:t>2026-03-09</w:t>
+      <w:t>2026-03-10</w:t>
       <w:br/>
       <w:br/>
     </w:r>

--- a/tillsyn/A 49192-2025 tillsynsbegäran.docx
+++ b/tillsyn/A 49192-2025 tillsynsbegäran.docx
@@ -378,7 +378,7 @@
     <w:r>
       <w:tab/>
       <w:tab/>
-      <w:t>2026-03-10</w:t>
+      <w:t>2026-03-11</w:t>
       <w:br/>
       <w:br/>
     </w:r>

--- a/tillsyn/A 49192-2025 tillsynsbegäran.docx
+++ b/tillsyn/A 49192-2025 tillsynsbegäran.docx
@@ -378,7 +378,7 @@
     <w:r>
       <w:tab/>
       <w:tab/>
-      <w:t>2026-03-11</w:t>
+      <w:t>2026-03-12</w:t>
       <w:br/>
       <w:br/>
     </w:r>

--- a/tillsyn/A 49192-2025 tillsynsbegäran.docx
+++ b/tillsyn/A 49192-2025 tillsynsbegäran.docx
@@ -378,7 +378,7 @@
     <w:r>
       <w:tab/>
       <w:tab/>
-      <w:t>2026-03-12</w:t>
+      <w:t>2026-03-13</w:t>
       <w:br/>
       <w:br/>
     </w:r>

--- a/tillsyn/A 49192-2025 tillsynsbegäran.docx
+++ b/tillsyn/A 49192-2025 tillsynsbegäran.docx
@@ -378,7 +378,7 @@
     <w:r>
       <w:tab/>
       <w:tab/>
-      <w:t>2026-03-13</w:t>
+      <w:t>2026-03-16</w:t>
       <w:br/>
       <w:br/>
     </w:r>

--- a/tillsyn/A 49192-2025 tillsynsbegäran.docx
+++ b/tillsyn/A 49192-2025 tillsynsbegäran.docx
@@ -378,7 +378,7 @@
     <w:r>
       <w:tab/>
       <w:tab/>
-      <w:t>2026-03-16</w:t>
+      <w:t>2026-03-17</w:t>
       <w:br/>
       <w:br/>
     </w:r>

--- a/tillsyn/A 49192-2025 tillsynsbegäran.docx
+++ b/tillsyn/A 49192-2025 tillsynsbegäran.docx
@@ -378,7 +378,7 @@
     <w:r>
       <w:tab/>
       <w:tab/>
-      <w:t>2026-03-17</w:t>
+      <w:t>2026-03-18</w:t>
       <w:br/>
       <w:br/>
     </w:r>

--- a/tillsyn/A 49192-2025 tillsynsbegäran.docx
+++ b/tillsyn/A 49192-2025 tillsynsbegäran.docx
@@ -378,7 +378,7 @@
     <w:r>
       <w:tab/>
       <w:tab/>
-      <w:t>2026-03-18</w:t>
+      <w:t>2026-03-19</w:t>
       <w:br/>
       <w:br/>
     </w:r>

--- a/tillsyn/A 49192-2025 tillsynsbegäran.docx
+++ b/tillsyn/A 49192-2025 tillsynsbegäran.docx
@@ -378,7 +378,7 @@
     <w:r>
       <w:tab/>
       <w:tab/>
-      <w:t>2026-03-19</w:t>
+      <w:t>2026-03-20</w:t>
       <w:br/>
       <w:br/>
     </w:r>

--- a/tillsyn/A 49192-2025 tillsynsbegäran.docx
+++ b/tillsyn/A 49192-2025 tillsynsbegäran.docx
@@ -378,7 +378,7 @@
     <w:r>
       <w:tab/>
       <w:tab/>
-      <w:t>2026-03-20</w:t>
+      <w:t>2026-03-21</w:t>
       <w:br/>
       <w:br/>
     </w:r>

--- a/tillsyn/A 49192-2025 tillsynsbegäran.docx
+++ b/tillsyn/A 49192-2025 tillsynsbegäran.docx
@@ -378,7 +378,7 @@
     <w:r>
       <w:tab/>
       <w:tab/>
-      <w:t>2026-03-21</w:t>
+      <w:t>2026-03-22</w:t>
       <w:br/>
       <w:br/>
     </w:r>

--- a/tillsyn/A 49192-2025 tillsynsbegäran.docx
+++ b/tillsyn/A 49192-2025 tillsynsbegäran.docx
@@ -378,7 +378,7 @@
     <w:r>
       <w:tab/>
       <w:tab/>
-      <w:t>2026-03-22</w:t>
+      <w:t>2026-03-23</w:t>
       <w:br/>
       <w:br/>
     </w:r>

--- a/tillsyn/A 49192-2025 tillsynsbegäran.docx
+++ b/tillsyn/A 49192-2025 tillsynsbegäran.docx
@@ -378,7 +378,7 @@
     <w:r>
       <w:tab/>
       <w:tab/>
-      <w:t>2026-03-23</w:t>
+      <w:t>2026-03-24</w:t>
       <w:br/>
       <w:br/>
     </w:r>

--- a/tillsyn/A 49192-2025 tillsynsbegäran.docx
+++ b/tillsyn/A 49192-2025 tillsynsbegäran.docx
@@ -378,7 +378,7 @@
     <w:r>
       <w:tab/>
       <w:tab/>
-      <w:t>2026-03-24</w:t>
+      <w:t>2026-03-25</w:t>
       <w:br/>
       <w:br/>
     </w:r>

--- a/tillsyn/A 49192-2025 tillsynsbegäran.docx
+++ b/tillsyn/A 49192-2025 tillsynsbegäran.docx
@@ -378,7 +378,7 @@
     <w:r>
       <w:tab/>
       <w:tab/>
-      <w:t>2026-03-25</w:t>
+      <w:t>2026-03-26</w:t>
       <w:br/>
       <w:br/>
     </w:r>

--- a/tillsyn/A 49192-2025 tillsynsbegäran.docx
+++ b/tillsyn/A 49192-2025 tillsynsbegäran.docx
@@ -378,7 +378,7 @@
     <w:r>
       <w:tab/>
       <w:tab/>
-      <w:t>2026-03-26</w:t>
+      <w:t>2026-03-27</w:t>
       <w:br/>
       <w:br/>
     </w:r>

--- a/tillsyn/A 49192-2025 tillsynsbegäran.docx
+++ b/tillsyn/A 49192-2025 tillsynsbegäran.docx
@@ -378,7 +378,7 @@
     <w:r>
       <w:tab/>
       <w:tab/>
-      <w:t>2026-03-27</w:t>
+      <w:t>2026-03-28</w:t>
       <w:br/>
       <w:br/>
     </w:r>

--- a/tillsyn/A 49192-2025 tillsynsbegäran.docx
+++ b/tillsyn/A 49192-2025 tillsynsbegäran.docx
@@ -378,7 +378,7 @@
     <w:r>
       <w:tab/>
       <w:tab/>
-      <w:t>2026-03-28</w:t>
+      <w:t>2026-03-29</w:t>
       <w:br/>
       <w:br/>
     </w:r>

--- a/tillsyn/A 49192-2025 tillsynsbegäran.docx
+++ b/tillsyn/A 49192-2025 tillsynsbegäran.docx
@@ -378,7 +378,7 @@
     <w:r>
       <w:tab/>
       <w:tab/>
-      <w:t>2026-03-29</w:t>
+      <w:t>2026-03-30</w:t>
       <w:br/>
       <w:br/>
     </w:r>

--- a/tillsyn/A 49192-2025 tillsynsbegäran.docx
+++ b/tillsyn/A 49192-2025 tillsynsbegäran.docx
@@ -378,7 +378,7 @@
     <w:r>
       <w:tab/>
       <w:tab/>
-      <w:t>2026-03-30</w:t>
+      <w:t>2026-03-31</w:t>
       <w:br/>
       <w:br/>
     </w:r>

--- a/tillsyn/A 49192-2025 tillsynsbegäran.docx
+++ b/tillsyn/A 49192-2025 tillsynsbegäran.docx
@@ -378,7 +378,7 @@
     <w:r>
       <w:tab/>
       <w:tab/>
-      <w:t>2026-03-31</w:t>
+      <w:t>2026-04-01</w:t>
       <w:br/>
       <w:br/>
     </w:r>

--- a/tillsyn/A 49192-2025 tillsynsbegäran.docx
+++ b/tillsyn/A 49192-2025 tillsynsbegäran.docx
@@ -378,7 +378,7 @@
     <w:r>
       <w:tab/>
       <w:tab/>
-      <w:t>2026-04-01</w:t>
+      <w:t>2026-04-02</w:t>
       <w:br/>
       <w:br/>
     </w:r>

--- a/tillsyn/A 49192-2025 tillsynsbegäran.docx
+++ b/tillsyn/A 49192-2025 tillsynsbegäran.docx
@@ -378,7 +378,7 @@
     <w:r>
       <w:tab/>
       <w:tab/>
-      <w:t>2026-04-02</w:t>
+      <w:t>2026-04-03</w:t>
       <w:br/>
       <w:br/>
     </w:r>

--- a/tillsyn/A 49192-2025 tillsynsbegäran.docx
+++ b/tillsyn/A 49192-2025 tillsynsbegäran.docx
@@ -378,7 +378,7 @@
     <w:r>
       <w:tab/>
       <w:tab/>
-      <w:t>2026-04-03</w:t>
+      <w:t>2026-04-04</w:t>
       <w:br/>
       <w:br/>
     </w:r>

--- a/tillsyn/A 49192-2025 tillsynsbegäran.docx
+++ b/tillsyn/A 49192-2025 tillsynsbegäran.docx
@@ -378,7 +378,7 @@
     <w:r>
       <w:tab/>
       <w:tab/>
-      <w:t>2026-04-04</w:t>
+      <w:t>2026-04-05</w:t>
       <w:br/>
       <w:br/>
     </w:r>
